--- a/legal/Legal-Request-Form-LRF.docx
+++ b/legal/Legal-Request-Form-LRF.docx
@@ -1635,7 +1635,7 @@
             <w:b/>
             <w:sz w:val="20"/>
           </w:rPr>
-          <w:t>riza.lodea@primeline.ph</w:t>
+          <w:t>compliance.bpic@primeline.ph</w:t>
         </w:r>
       </w:hyperlink>
     </w:p>
